--- a/docs/METHODOLOGY.docx
+++ b/docs/METHODOLOGY.docx
@@ -2,7 +2,7 @@
 <file path=word/document.xml><?xml version="1.0" encoding="utf-8"?>
 <w:document xmlns:w="http://schemas.openxmlformats.org/wordprocessingml/2006/main" xmlns:m="http://schemas.openxmlformats.org/officeDocument/2006/math" xmlns:r="http://schemas.openxmlformats.org/officeDocument/2006/relationships" xmlns:o="urn:schemas-microsoft-com:office:office" xmlns:v="urn:schemas-microsoft-com:vml" xmlns:w10="urn:schemas-microsoft-com:office:word" xmlns:a="http://schemas.openxmlformats.org/drawingml/2006/main" xmlns:pic="http://schemas.openxmlformats.org/drawingml/2006/picture" xmlns:wp="http://schemas.openxmlformats.org/drawingml/2006/wordprocessingDrawing">
   <w:body>
-    <w:bookmarkStart w:id="40" w:name="Xf449f7d1dd2e6033f6fb3855b2329747d433547"/>
+    <w:bookmarkStart w:id="42" w:name="Xf449f7d1dd2e6033f6fb3855b2329747d433547"/>
     <w:p>
       <w:pPr>
         <w:pStyle w:val="Heading1"/>
@@ -6142,7 +6142,7 @@
     </w:p>
     <w:bookmarkEnd w:id="36"/>
     <w:bookmarkEnd w:id="37"/>
-    <w:bookmarkStart w:id="38" w:name="X410ad1914f93f0b51ea5ea0af964e35bbc20686"/>
+    <w:bookmarkStart w:id="40" w:name="X410ad1914f93f0b51ea5ea0af964e35bbc20686"/>
     <w:p>
       <w:pPr>
         <w:pStyle w:val="Heading2"/>
@@ -6156,7 +6156,16 @@
         <w:pStyle w:val="FirstParagraph"/>
       </w:pPr>
       <w:r>
-        <w:t xml:space="preserve">In accordance with rigorous academic integrity standards, the following technical limitations are documented from the codebase audit:</w:t>
+        <w:t xml:space="preserve">In accordance with rigorous academic integrity standards, limitations are documented as they are found and struck through as they are resolved.</w:t>
+      </w:r>
+    </w:p>
+    <w:bookmarkStart w:id="38" w:name="resolved-by-the-phase-6-hardening-pass"/>
+    <w:p>
+      <w:pPr>
+        <w:pStyle w:val="Heading3"/>
+      </w:pPr>
+      <w:r>
+        <w:t xml:space="preserve">9.1 Resolved by the Phase 6 hardening pass</w:t>
       </w:r>
     </w:p>
     <w:p>
@@ -6175,26 +6184,53 @@
         <w:t xml:space="preserve">Phase 5 Live Gateway Disconnect</w:t>
       </w:r>
       <w:r>
-        <w:t xml:space="preserve">:</w:t>
-      </w:r>
-    </w:p>
-    <w:p>
-      <w:pPr>
-        <w:pStyle w:val="Compact"/>
-        <w:numPr>
-          <w:ilvl w:val="1"/>
-          <w:numId w:val="1017"/>
-        </w:numPr>
-      </w:pPr>
+        <w:t xml:space="preserve"> </w:t>
+      </w:r>
+      <w:r>
+        <w:t xml:space="preserve">—</w:t>
+      </w:r>
+      <w:r>
+        <w:t xml:space="preserve"> </w:t>
+      </w:r>
       <w:r>
         <w:rPr>
           <w:i/>
           <w:iCs/>
         </w:rPr>
-        <w:t xml:space="preserve">Status</w:t>
-      </w:r>
-      <w:r>
-        <w:t xml:space="preserve">: Phase 5 engines (</w:t>
+        <w:t xml:space="preserve">Resolved.</w:t>
+      </w:r>
+      <w:r>
+        <w:t xml:space="preserve"> </w:t>
+      </w:r>
+      <w:r>
+        <w:rPr>
+          <w:rStyle w:val="VerbatimChar"/>
+        </w:rPr>
+        <w:t xml:space="preserve">PersonalizationRankingService</w:t>
+      </w:r>
+      <w:r>
+        <w:t xml:space="preserve"> </w:t>
+      </w:r>
+      <w:r>
+        <w:t xml:space="preserve">now loads the researcher’s Phase 5.9 control row, the Phase 5.8 governance gate, Phase 5.5 adaptive signals, Phase 5.6 calibrations and Phase 5.7 contextual adaptations, and passes all of them through</w:t>
+      </w:r>
+      <w:r>
+        <w:t xml:space="preserve"> </w:t>
+      </w:r>
+      <w:r>
+        <w:rPr>
+          <w:rStyle w:val="VerbatimChar"/>
+        </w:rPr>
+        <w:t xml:space="preserve">PersonalizationRanker</w:t>
+      </w:r>
+      <w:r>
+        <w:t xml:space="preserve"> </w:t>
+      </w:r>
+      <w:r>
+        <w:t xml:space="preserve">into</w:t>
+      </w:r>
+      <w:r>
+        <w:t xml:space="preserve"> </w:t>
       </w:r>
       <w:r>
         <w:rPr>
@@ -6203,150 +6239,7 @@
         <w:t xml:space="preserve">PersonalizationScorer</w:t>
       </w:r>
       <w:r>
-        <w:t xml:space="preserve">,</w:t>
-      </w:r>
-      <w:r>
-        <w:t xml:space="preserve"> </w:t>
-      </w:r>
-      <w:r>
-        <w:rPr>
-          <w:rStyle w:val="VerbatimChar"/>
-        </w:rPr>
-        <w:t xml:space="preserve">AdaptiveSignalEngine</w:t>
-      </w:r>
-      <w:r>
-        <w:t xml:space="preserve">,</w:t>
-      </w:r>
-      <w:r>
-        <w:t xml:space="preserve"> </w:t>
-      </w:r>
-      <w:r>
-        <w:rPr>
-          <w:rStyle w:val="VerbatimChar"/>
-        </w:rPr>
-        <w:t xml:space="preserve">GovernanceEngine</w:t>
-      </w:r>
-      <w:r>
-        <w:t xml:space="preserve">) are fully implemented and verified in isolated test suites.</w:t>
-      </w:r>
-    </w:p>
-    <w:p>
-      <w:pPr>
-        <w:pStyle w:val="Compact"/>
-        <w:numPr>
-          <w:ilvl w:val="1"/>
-          <w:numId w:val="1017"/>
-        </w:numPr>
-      </w:pPr>
-      <w:r>
-        <w:rPr>
-          <w:i/>
-          <w:iCs/>
-        </w:rPr>
-        <w:t xml:space="preserve">Audit Finding</w:t>
-      </w:r>
-      <w:r>
-        <w:t xml:space="preserve">: The live production gateway</w:t>
-      </w:r>
-      <w:r>
-        <w:t xml:space="preserve"> </w:t>
-      </w:r>
-      <w:r>
-        <w:rPr>
-          <w:rStyle w:val="VerbatimChar"/>
-        </w:rPr>
-        <w:t xml:space="preserve">/api/v1/researchers/{id}/recommendations/unified</w:t>
-      </w:r>
-      <w:r>
-        <w:t xml:space="preserve"> </w:t>
-      </w:r>
-      <w:r>
-        <w:t xml:space="preserve">routes through</w:t>
-      </w:r>
-      <w:r>
-        <w:t xml:space="preserve"> </w:t>
-      </w:r>
-      <w:r>
-        <w:rPr>
-          <w:rStyle w:val="VerbatimChar"/>
-        </w:rPr>
-        <w:t xml:space="preserve">PersonalizationRankingService</w:t>
-      </w:r>
-      <w:r>
-        <w:t xml:space="preserve">, which calls the Phase 3.5</w:t>
-      </w:r>
-      <w:r>
-        <w:t xml:space="preserve"> </w:t>
-      </w:r>
-      <w:r>
-        <w:rPr>
-          <w:rStyle w:val="VerbatimChar"/>
-        </w:rPr>
-        <w:t xml:space="preserve">PersonalizationRanker</w:t>
-      </w:r>
-      <w:r>
-        <w:t xml:space="preserve"> </w:t>
-      </w:r>
-      <w:r>
-        <w:t xml:space="preserve">rather than Phase 5’s</w:t>
-      </w:r>
-      <w:r>
-        <w:t xml:space="preserve"> </w:t>
-      </w:r>
-      <w:r>
-        <w:rPr>
-          <w:rStyle w:val="VerbatimChar"/>
-        </w:rPr>
-        <w:t xml:space="preserve">PersonalizationScorer</w:t>
-      </w:r>
-      <w:r>
-        <w:t xml:space="preserve">.</w:t>
-      </w:r>
-    </w:p>
-    <w:p>
-      <w:pPr>
-        <w:pStyle w:val="Compact"/>
-        <w:numPr>
-          <w:ilvl w:val="1"/>
-          <w:numId w:val="1017"/>
-        </w:numPr>
-      </w:pPr>
-      <w:r>
-        <w:rPr>
-          <w:i/>
-          <w:iCs/>
-        </w:rPr>
-        <w:t xml:space="preserve">Consequence</w:t>
-      </w:r>
-      <w:r>
-        <w:t xml:space="preserve">: Toggling personalization off in</w:t>
-      </w:r>
-      <w:r>
-        <w:t xml:space="preserve"> </w:t>
-      </w:r>
-      <w:r>
-        <w:rPr>
-          <w:rStyle w:val="VerbatimChar"/>
-        </w:rPr>
-        <w:t xml:space="preserve">/settings</w:t>
-      </w:r>
-      <w:r>
-        <w:t xml:space="preserve"> </w:t>
-      </w:r>
-      <w:r>
-        <w:t xml:space="preserve">currently does not modify live ranking in</w:t>
-      </w:r>
-      <w:r>
-        <w:t xml:space="preserve"> </w:t>
-      </w:r>
-      <w:r>
-        <w:rPr>
-          <w:rStyle w:val="VerbatimChar"/>
-        </w:rPr>
-        <w:t xml:space="preserve">/recommendations/unified</w:t>
-      </w:r>
-      <w:r>
-        <w:t xml:space="preserve">.</w:t>
+        <w:t xml:space="preserve">. Disabling personalization, or disabling adaptive learning, now changes live ranking, and the per-opportunity explanation endpoints receive the same control row so an explanation cannot claim influence the ranking did not apply.</w:t>
       </w:r>
     </w:p>
     <w:p>
@@ -6365,26 +6258,50 @@
         <w:t xml:space="preserve">Development Header Authentication</w:t>
       </w:r>
       <w:r>
-        <w:t xml:space="preserve">:</w:t>
-      </w:r>
-    </w:p>
-    <w:p>
-      <w:pPr>
-        <w:pStyle w:val="Compact"/>
-        <w:numPr>
-          <w:ilvl w:val="1"/>
-          <w:numId w:val="1018"/>
-        </w:numPr>
-      </w:pPr>
+        <w:t xml:space="preserve"> </w:t>
+      </w:r>
+      <w:r>
+        <w:t xml:space="preserve">—</w:t>
+      </w:r>
+      <w:r>
+        <w:t xml:space="preserve"> </w:t>
+      </w:r>
       <w:r>
         <w:rPr>
           <w:i/>
           <w:iCs/>
         </w:rPr>
-        <w:t xml:space="preserve">Status</w:t>
-      </w:r>
-      <w:r>
-        <w:t xml:space="preserve">: Development uses an optional</w:t>
+        <w:t xml:space="preserve">Resolved.</w:t>
+      </w:r>
+      <w:r>
+        <w:t xml:space="preserve"> </w:t>
+      </w:r>
+      <w:r>
+        <w:t xml:space="preserve">Identity is established in one place (</w:t>
+      </w:r>
+      <w:r>
+        <w:rPr>
+          <w:rStyle w:val="VerbatimChar"/>
+        </w:rPr>
+        <w:t xml:space="preserve">app/api/deps.py</w:t>
+      </w:r>
+      <w:r>
+        <w:t xml:space="preserve">). A signed bearer token from</w:t>
+      </w:r>
+      <w:r>
+        <w:t xml:space="preserve"> </w:t>
+      </w:r>
+      <w:r>
+        <w:rPr>
+          <w:rStyle w:val="VerbatimChar"/>
+        </w:rPr>
+        <w:t xml:space="preserve">/api/v1/auth/login</w:t>
+      </w:r>
+      <w:r>
+        <w:t xml:space="preserve"> </w:t>
+      </w:r>
+      <w:r>
+        <w:t xml:space="preserve">is the production mechanism; the raw</w:t>
       </w:r>
       <w:r>
         <w:t xml:space="preserve"> </w:t>
@@ -6399,65 +6316,67 @@
         <w:t xml:space="preserve"> </w:t>
       </w:r>
       <w:r>
-        <w:t xml:space="preserve">header checked in</w:t>
-      </w:r>
-      <w:r>
-        <w:t xml:space="preserve"> </w:t>
-      </w:r>
-      <w:r>
-        <w:rPr>
-          <w:rStyle w:val="VerbatimChar"/>
-        </w:rPr>
-        <w:t xml:space="preserve">_resolve_researcher_profile_auth</w:t>
-      </w:r>
-      <w:r>
-        <w:t xml:space="preserve">.</w:t>
-      </w:r>
-    </w:p>
-    <w:p>
-      <w:pPr>
-        <w:pStyle w:val="Compact"/>
-        <w:numPr>
-          <w:ilvl w:val="1"/>
-          <w:numId w:val="1018"/>
-        </w:numPr>
-      </w:pPr>
-      <w:r>
-        <w:rPr>
-          <w:i/>
-          <w:iCs/>
-        </w:rPr>
-        <w:t xml:space="preserve">Audit Finding</w:t>
-      </w:r>
-      <w:r>
-        <w:t xml:space="preserve">: Omitting</w:t>
-      </w:r>
-      <w:r>
-        <w:t xml:space="preserve"> </w:t>
-      </w:r>
-      <w:r>
-        <w:rPr>
-          <w:rStyle w:val="VerbatimChar"/>
-        </w:rPr>
-        <w:t xml:space="preserve">X-User-ID</w:t>
-      </w:r>
-      <w:r>
-        <w:t xml:space="preserve"> </w:t>
-      </w:r>
-      <w:r>
-        <w:t xml:space="preserve">does not return</w:t>
-      </w:r>
-      <w:r>
-        <w:t xml:space="preserve"> </w:t>
-      </w:r>
-      <w:r>
-        <w:rPr>
-          <w:rStyle w:val="VerbatimChar"/>
-        </w:rPr>
-        <w:t xml:space="preserve">401 Unauthorized</w:t>
-      </w:r>
-      <w:r>
-        <w:t xml:space="preserve">; it resolves the profile by identifier directly.</w:t>
+        <w:t xml:space="preserve">header is honoured only when</w:t>
+      </w:r>
+      <w:r>
+        <w:t xml:space="preserve"> </w:t>
+      </w:r>
+      <w:r>
+        <w:rPr>
+          <w:rStyle w:val="VerbatimChar"/>
+        </w:rPr>
+        <w:t xml:space="preserve">AUTH_DEV_IDENTITY_ENABLED=true</w:t>
+      </w:r>
+      <w:r>
+        <w:t xml:space="preserve">, which is refused at startup when</w:t>
+      </w:r>
+      <w:r>
+        <w:t xml:space="preserve"> </w:t>
+      </w:r>
+      <w:r>
+        <w:rPr>
+          <w:rStyle w:val="VerbatimChar"/>
+        </w:rPr>
+        <w:t xml:space="preserve">APP_ENV=production</w:t>
+      </w:r>
+      <w:r>
+        <w:t xml:space="preserve">. Missing credentials return</w:t>
+      </w:r>
+      <w:r>
+        <w:t xml:space="preserve"> </w:t>
+      </w:r>
+      <w:r>
+        <w:rPr>
+          <w:rStyle w:val="VerbatimChar"/>
+        </w:rPr>
+        <w:t xml:space="preserve">401</w:t>
+      </w:r>
+      <w:r>
+        <w:t xml:space="preserve">, credentials resolving to no account return</w:t>
+      </w:r>
+      <w:r>
+        <w:t xml:space="preserve"> </w:t>
+      </w:r>
+      <w:r>
+        <w:rPr>
+          <w:rStyle w:val="VerbatimChar"/>
+        </w:rPr>
+        <w:t xml:space="preserve">401</w:t>
+      </w:r>
+      <w:r>
+        <w:t xml:space="preserve">, and a mismatched owner returns</w:t>
+      </w:r>
+      <w:r>
+        <w:t xml:space="preserve"> </w:t>
+      </w:r>
+      <w:r>
+        <w:rPr>
+          <w:rStyle w:val="VerbatimChar"/>
+        </w:rPr>
+        <w:t xml:space="preserve">403</w:t>
+      </w:r>
+      <w:r>
+        <w:t xml:space="preserve">. There is no fallback identity.</w:t>
       </w:r>
     </w:p>
     <w:p>
@@ -6476,87 +6395,531 @@
         <w:t xml:space="preserve">Reset Telemetry Windowing</w:t>
       </w:r>
       <w:r>
-        <w:t xml:space="preserve">:</w:t>
+        <w:t xml:space="preserve"> </w:t>
+      </w:r>
+      <w:r>
+        <w:t xml:space="preserve">—</w:t>
+      </w:r>
+      <w:r>
+        <w:t xml:space="preserve"> </w:t>
+      </w:r>
+      <w:r>
+        <w:rPr>
+          <w:i/>
+          <w:iCs/>
+        </w:rPr>
+        <w:t xml:space="preserve">Resolved.</w:t>
+      </w:r>
+      <w:r>
+        <w:t xml:space="preserve"> </w:t>
+      </w:r>
+      <w:r>
+        <w:t xml:space="preserve">A reset records</w:t>
+      </w:r>
+      <w:r>
+        <w:t xml:space="preserve"> </w:t>
+      </w:r>
+      <w:r>
+        <w:rPr>
+          <w:rStyle w:val="VerbatimChar"/>
+        </w:rPr>
+        <w:t xml:space="preserve">researcher_personalization_settings.personalization_reset_at</w:t>
+      </w:r>
+      <w:r>
+        <w:t xml:space="preserve"> </w:t>
+      </w:r>
+      <w:r>
+        <w:t xml:space="preserve">(migration</w:t>
+      </w:r>
+      <w:r>
+        <w:t xml:space="preserve"> </w:t>
+      </w:r>
+      <w:r>
+        <w:rPr>
+          <w:rStyle w:val="VerbatimChar"/>
+        </w:rPr>
+        <w:t xml:space="preserve">0025</w:t>
+      </w:r>
+      <w:r>
+        <w:t xml:space="preserve">). Interaction and feedback rows remain append-only for audit, but adaptive-signal recomputation and behavioural aggregation both exclude evidence at or before the cutoff, so a reset is a durable cold start rather than one that the next recompute undoes.</w:t>
       </w:r>
     </w:p>
     <w:p>
       <w:pPr>
         <w:pStyle w:val="Compact"/>
         <w:numPr>
-          <w:ilvl w:val="1"/>
-          <w:numId w:val="1019"/>
+          <w:ilvl w:val="0"/>
+          <w:numId w:val="1016"/>
         </w:numPr>
       </w:pPr>
+      <w:r>
+        <w:rPr>
+          <w:b/>
+          <w:bCs/>
+        </w:rPr>
+        <w:t xml:space="preserve">Inert risk gate in personalized ranking</w:t>
+      </w:r>
+      <w:r>
+        <w:t xml:space="preserve"> </w:t>
+      </w:r>
+      <w:r>
+        <w:t xml:space="preserve">—</w:t>
+      </w:r>
+      <w:r>
+        <w:t xml:space="preserve"> </w:t>
+      </w:r>
       <w:r>
         <w:rPr>
           <w:i/>
           <w:iCs/>
         </w:rPr>
-        <w:t xml:space="preserve">Status</w:t>
-      </w:r>
-      <w:r>
-        <w:t xml:space="preserve">: Resetting personalization deletes derived signal tables and increments</w:t>
-      </w:r>
-      <w:r>
-        <w:t xml:space="preserve"> </w:t>
-      </w:r>
-      <w:r>
-        <w:rPr>
-          <w:rStyle w:val="VerbatimChar"/>
-        </w:rPr>
-        <w:t xml:space="preserve">personalization_state_version</w:t>
-      </w:r>
-      <w:r>
-        <w:t xml:space="preserve">.</w:t>
+        <w:t xml:space="preserve">Resolved.</w:t>
+      </w:r>
+      <w:r>
+        <w:t xml:space="preserve"> </w:t>
+      </w:r>
+      <w:r>
+        <w:rPr>
+          <w:rStyle w:val="VerbatimChar"/>
+        </w:rPr>
+        <w:t xml:space="preserve">opportunities.risk_score</w:t>
+      </w:r>
+      <w:r>
+        <w:t xml:space="preserve"> </w:t>
+      </w:r>
+      <w:r>
+        <w:t xml:space="preserve">is never written by ingestion, so the base quality signal’s predatory penalty was reading a column fixed at</w:t>
+      </w:r>
+      <w:r>
+        <w:t xml:space="preserve"> </w:t>
+      </w:r>
+      <w:r>
+        <w:rPr>
+          <w:rStyle w:val="VerbatimChar"/>
+        </w:rPr>
+        <w:t xml:space="preserve">0.00</w:t>
+      </w:r>
+      <w:r>
+        <w:t xml:space="preserve">. The effective in-memory Phase 2.6 assessment computed during candidate generation is now what reaches the Phase 2 ranker, taking the stricter of the stored and assessed values.</w:t>
       </w:r>
     </w:p>
     <w:p>
       <w:pPr>
         <w:pStyle w:val="Compact"/>
         <w:numPr>
-          <w:ilvl w:val="1"/>
-          <w:numId w:val="1019"/>
+          <w:ilvl w:val="0"/>
+          <w:numId w:val="1016"/>
         </w:numPr>
       </w:pPr>
+      <w:r>
+        <w:rPr>
+          <w:b/>
+          <w:bCs/>
+        </w:rPr>
+        <w:t xml:space="preserve">Governance and control lookups failing open</w:t>
+      </w:r>
+      <w:r>
+        <w:t xml:space="preserve"> </w:t>
+      </w:r>
+      <w:r>
+        <w:t xml:space="preserve">—</w:t>
+      </w:r>
+      <w:r>
+        <w:t xml:space="preserve"> </w:t>
+      </w:r>
       <w:r>
         <w:rPr>
           <w:i/>
           <w:iCs/>
         </w:rPr>
-        <w:t xml:space="preserve">Audit Finding</w:t>
-      </w:r>
-      <w:r>
-        <w:t xml:space="preserve">: Raw rows in</w:t>
-      </w:r>
-      <w:r>
-        <w:t xml:space="preserve"> </w:t>
-      </w:r>
-      <w:r>
-        <w:rPr>
-          <w:rStyle w:val="VerbatimChar"/>
-        </w:rPr>
-        <w:t xml:space="preserve">researcher_interactions</w:t>
-      </w:r>
-      <w:r>
-        <w:t xml:space="preserve"> </w:t>
-      </w:r>
-      <w:r>
-        <w:t xml:space="preserve">are retained for telemetry. Calling</w:t>
-      </w:r>
-      <w:r>
-        <w:t xml:space="preserve"> </w:t>
-      </w:r>
-      <w:r>
-        <w:rPr>
-          <w:rStyle w:val="VerbatimChar"/>
-        </w:rPr>
-        <w:t xml:space="preserve">recompute_adaptive_signals</w:t>
-      </w:r>
-      <w:r>
-        <w:t xml:space="preserve"> </w:t>
-      </w:r>
-      <w:r>
-        <w:t xml:space="preserve">without a timestamp cutoff filter can re-aggregate pre-reset interactions.</w:t>
+        <w:t xml:space="preserve">Resolved.</w:t>
+      </w:r>
+      <w:r>
+        <w:t xml:space="preserve"> </w:t>
+      </w:r>
+      <w:r>
+        <w:t xml:space="preserve">A failed read of the control row now disables personalization for that request, and a failed governance read damps to</w:t>
+      </w:r>
+      <w:r>
+        <w:t xml:space="preserve"> </w:t>
+      </w:r>
+      <w:r>
+        <w:rPr>
+          <w:rStyle w:val="VerbatimChar"/>
+        </w:rPr>
+        <w:t xml:space="preserve">HOLD</w:t>
+      </w:r>
+      <w:r>
+        <w:t xml:space="preserve"> </w:t>
+      </w:r>
+      <w:r>
+        <w:t xml:space="preserve">rather than granting the unrestricted</w:t>
+      </w:r>
+      <w:r>
+        <w:t xml:space="preserve"> </w:t>
+      </w:r>
+      <w:r>
+        <w:rPr>
+          <w:rStyle w:val="VerbatimChar"/>
+        </w:rPr>
+        <w:t xml:space="preserve">ALLOW</w:t>
+      </w:r>
+      <w:r>
+        <w:t xml:space="preserve"> </w:t>
+      </w:r>
+      <w:r>
+        <w:t xml:space="preserve">multiplier. A table that was never created is treated differently from a failed read: it means the feature is not deployed in that schema, so the documented defaults apply.</w:t>
+      </w:r>
+    </w:p>
+    <w:p>
+      <w:pPr>
+        <w:pStyle w:val="Compact"/>
+        <w:numPr>
+          <w:ilvl w:val="0"/>
+          <w:numId w:val="1016"/>
+        </w:numPr>
+      </w:pPr>
+      <w:r>
+        <w:rPr>
+          <w:b/>
+          <w:bCs/>
+        </w:rPr>
+        <w:t xml:space="preserve">Governance recomputed only on reads</w:t>
+      </w:r>
+      <w:r>
+        <w:t xml:space="preserve"> </w:t>
+      </w:r>
+      <w:r>
+        <w:t xml:space="preserve">—</w:t>
+      </w:r>
+      <w:r>
+        <w:t xml:space="preserve"> </w:t>
+      </w:r>
+      <w:r>
+        <w:rPr>
+          <w:i/>
+          <w:iCs/>
+        </w:rPr>
+        <w:t xml:space="preserve">Resolved.</w:t>
+      </w:r>
+      <w:r>
+        <w:t xml:space="preserve"> </w:t>
+      </w:r>
+      <w:r>
+        <w:t xml:space="preserve">Recomputing adaptive signals now also refreshes the governance evaluation, so the gate that damps live ranking tracks the behaviour it governs instead of waiting for somebody to open the health endpoint. A governance failure is logged and never discards a valid signal recomputation.</w:t>
+      </w:r>
+    </w:p>
+    <w:p>
+      <w:pPr>
+        <w:pStyle w:val="Compact"/>
+        <w:numPr>
+          <w:ilvl w:val="0"/>
+          <w:numId w:val="1016"/>
+        </w:numPr>
+      </w:pPr>
+      <w:r>
+        <w:rPr>
+          <w:b/>
+          <w:bCs/>
+        </w:rPr>
+        <w:t xml:space="preserve">Unvalidated identifier pass-through</w:t>
+      </w:r>
+      <w:r>
+        <w:t xml:space="preserve"> </w:t>
+      </w:r>
+      <w:r>
+        <w:t xml:space="preserve">—</w:t>
+      </w:r>
+      <w:r>
+        <w:t xml:space="preserve"> </w:t>
+      </w:r>
+      <w:r>
+        <w:rPr>
+          <w:i/>
+          <w:iCs/>
+        </w:rPr>
+        <w:t xml:space="preserve">Resolved.</w:t>
+      </w:r>
+      <w:r>
+        <w:t xml:space="preserve"> </w:t>
+      </w:r>
+      <w:r>
+        <w:rPr>
+          <w:rStyle w:val="VerbatimChar"/>
+        </w:rPr>
+        <w:t xml:space="preserve">WorkspaceService.resolve_user_id</w:t>
+      </w:r>
+      <w:r>
+        <w:t xml:space="preserve"> </w:t>
+      </w:r>
+      <w:r>
+        <w:t xml:space="preserve">rejects an identifier matching no account and no profile instead of returning it unchanged, which previously allowed workspace rows owned by a non-existent account.</w:t>
+      </w:r>
+    </w:p>
+    <w:p>
+      <w:pPr>
+        <w:pStyle w:val="Compact"/>
+        <w:numPr>
+          <w:ilvl w:val="0"/>
+          <w:numId w:val="1016"/>
+        </w:numPr>
+      </w:pPr>
+      <w:r>
+        <w:rPr>
+          <w:b/>
+          <w:bCs/>
+        </w:rPr>
+        <w:t xml:space="preserve">No demo dataset</w:t>
+      </w:r>
+      <w:r>
+        <w:t xml:space="preserve"> </w:t>
+      </w:r>
+      <w:r>
+        <w:t xml:space="preserve">—</w:t>
+      </w:r>
+      <w:r>
+        <w:t xml:space="preserve"> </w:t>
+      </w:r>
+      <w:r>
+        <w:rPr>
+          <w:i/>
+          <w:iCs/>
+        </w:rPr>
+        <w:t xml:space="preserve">Resolved.</w:t>
+      </w:r>
+      <w:r>
+        <w:t xml:space="preserve"> </w:t>
+      </w:r>
+      <w:r>
+        <w:rPr>
+          <w:rStyle w:val="VerbatimChar"/>
+        </w:rPr>
+        <w:t xml:space="preserve">backend/scripts/seed_demo_data.py</w:t>
+      </w:r>
+      <w:r>
+        <w:t xml:space="preserve"> </w:t>
+      </w:r>
+      <w:r>
+        <w:t xml:space="preserve">writes a deterministic, idempotent corpus: three accounts covering every platform role with bcrypt-hashed credentials, explicit preferences including one exclusion, and twelve opportunities spanning conferences, journals and workshops with deadlines from already-expired to months away, two of which carry the textual markers the Phase 2.6 engine independently scores as high risk. The seeder recognises its accounts by an ID it issues, never by email alone. It therefore refuses to touch an account someone registered under a demo email, which closed the Phase 6.4 audit finding P2-1 (a registered</w:t>
+      </w:r>
+      <w:r>
+        <w:t xml:space="preserve"> </w:t>
+      </w:r>
+      <w:r>
+        <w:rPr>
+          <w:rStyle w:val="VerbatimChar"/>
+        </w:rPr>
+        <w:t xml:space="preserve">demo.admin</w:t>
+      </w:r>
+      <w:r>
+        <w:t xml:space="preserve"> </w:t>
+      </w:r>
+      <w:r>
+        <w:t xml:space="preserve">email could be promoted to ADMIN by seeding).</w:t>
+      </w:r>
+    </w:p>
+    <w:bookmarkEnd w:id="38"/>
+    <w:bookmarkStart w:id="39" w:name="known-remaining-limitations"/>
+    <w:p>
+      <w:pPr>
+        <w:pStyle w:val="Heading3"/>
+      </w:pPr>
+      <w:r>
+        <w:t xml:space="preserve">9.2 Known remaining limitations</w:t>
+      </w:r>
+    </w:p>
+    <w:p>
+      <w:pPr>
+        <w:pStyle w:val="Compact"/>
+        <w:numPr>
+          <w:ilvl w:val="0"/>
+          <w:numId w:val="1017"/>
+        </w:numPr>
+      </w:pPr>
+      <w:r>
+        <w:rPr>
+          <w:b/>
+          <w:bCs/>
+        </w:rPr>
+        <w:t xml:space="preserve">Explicit exclusions suppress personalization but do not demote relevance</w:t>
+      </w:r>
+      <w:r>
+        <w:t xml:space="preserve">: an opportunity matching an</w:t>
+      </w:r>
+      <w:r>
+        <w:t xml:space="preserve"> </w:t>
+      </w:r>
+      <w:r>
+        <w:rPr>
+          <w:rStyle w:val="VerbatimChar"/>
+        </w:rPr>
+        <w:t xml:space="preserve">EXCLUDED</w:t>
+      </w:r>
+      <w:r>
+        <w:t xml:space="preserve"> </w:t>
+      </w:r>
+      <w:r>
+        <w:t xml:space="preserve">preference receives no personalization boost and its final score equals its base relevance score, so a highly relevant excluded venue can still appear in a ranked list. This is the behaviour the Phase 5 safety invariants specify and assert; changing exclusion to filter or demote is a deliberate product decision that would require re-specifying those invariants.</w:t>
+      </w:r>
+    </w:p>
+    <w:p>
+      <w:pPr>
+        <w:pStyle w:val="Compact"/>
+        <w:numPr>
+          <w:ilvl w:val="0"/>
+          <w:numId w:val="1017"/>
+        </w:numPr>
+      </w:pPr>
+      <w:r>
+        <w:rPr>
+          <w:b/>
+          <w:bCs/>
+        </w:rPr>
+        <w:t xml:space="preserve">Client-asserted identity in developer mode</w:t>
+      </w:r>
+      <w:r>
+        <w:t xml:space="preserve">: when</w:t>
+      </w:r>
+      <w:r>
+        <w:t xml:space="preserve"> </w:t>
+      </w:r>
+      <w:r>
+        <w:rPr>
+          <w:rStyle w:val="VerbatimChar"/>
+        </w:rPr>
+        <w:t xml:space="preserve">AUTH_DEV_IDENTITY_ENABLED=true</w:t>
+      </w:r>
+      <w:r>
+        <w:t xml:space="preserve">, knowing a UUID is sufficient to act as that user. This is intended for local development only and is refused in production configuration.</w:t>
+      </w:r>
+    </w:p>
+    <w:p>
+      <w:pPr>
+        <w:pStyle w:val="Compact"/>
+        <w:numPr>
+          <w:ilvl w:val="0"/>
+          <w:numId w:val="1017"/>
+        </w:numPr>
+      </w:pPr>
+      <w:r>
+        <w:rPr>
+          <w:b/>
+          <w:bCs/>
+        </w:rPr>
+        <w:t xml:space="preserve">Semantic embeddings are generated offline</w:t>
+      </w:r>
+      <w:r>
+        <w:t xml:space="preserve">: vector retrieval requires</w:t>
+      </w:r>
+      <w:r>
+        <w:t xml:space="preserve"> </w:t>
+      </w:r>
+      <w:r>
+        <w:rPr>
+          <w:rStyle w:val="VerbatimChar"/>
+        </w:rPr>
+        <w:t xml:space="preserve">python -m ml.embeddings.generate_embeddings</w:t>
+      </w:r>
+      <w:r>
+        <w:t xml:space="preserve"> </w:t>
+      </w:r>
+      <w:r>
+        <w:t xml:space="preserve">after ingestion or seeding; the seeder deliberately does not generate embeddings, as that requires a model download.</w:t>
+      </w:r>
+    </w:p>
+    <w:p>
+      <w:pPr>
+        <w:pStyle w:val="Compact"/>
+        <w:numPr>
+          <w:ilvl w:val="0"/>
+          <w:numId w:val="1017"/>
+        </w:numPr>
+      </w:pPr>
+      <w:r>
+        <w:rPr>
+          <w:b/>
+          <w:bCs/>
+        </w:rPr>
+        <w:t xml:space="preserve">Scheduled execution is opt-in and per process</w:t>
+      </w:r>
+      <w:r>
+        <w:t xml:space="preserve">: the Phase 6.3 background scheduler (deadline expiry, reminder dispatch, adaptive-signal and governance refresh, and optional WikiCFP ingestion) runs only when</w:t>
+      </w:r>
+      <w:r>
+        <w:t xml:space="preserve"> </w:t>
+      </w:r>
+      <w:r>
+        <w:rPr>
+          <w:rStyle w:val="VerbatimChar"/>
+        </w:rPr>
+        <w:t xml:space="preserve">SCHEDULER_ENABLED=true</w:t>
+      </w:r>
+      <w:r>
+        <w:t xml:space="preserve">. Advisory locks keep two processes from running a job at the same time, but each enabled process schedules its own runs, so the scheduler should be enabled in one process.</w:t>
+      </w:r>
+    </w:p>
+    <w:p>
+      <w:pPr>
+        <w:pStyle w:val="Compact"/>
+        <w:numPr>
+          <w:ilvl w:val="0"/>
+          <w:numId w:val="1017"/>
+        </w:numPr>
+      </w:pPr>
+      <w:r>
+        <w:rPr>
+          <w:b/>
+          <w:bCs/>
+        </w:rPr>
+        <w:t xml:space="preserve">Performance-budget tests are machine-sensitive</w:t>
+      </w:r>
+      <w:r>
+        <w:t xml:space="preserve">: a small number of wall-clock assertions (</w:t>
+      </w:r>
+      <w:r>
+        <w:rPr>
+          <w:rStyle w:val="VerbatimChar"/>
+        </w:rPr>
+        <w:t xml:space="preserve">test_ranking_execution_budget</w:t>
+      </w:r>
+      <w:r>
+        <w:t xml:space="preserve">,</w:t>
+      </w:r>
+      <w:r>
+        <w:t xml:space="preserve"> </w:t>
+      </w:r>
+      <w:r>
+        <w:rPr>
+          <w:rStyle w:val="VerbatimChar"/>
+        </w:rPr>
+        <w:t xml:space="preserve">test_reranking_execution_time</w:t>
+      </w:r>
+      <w:r>
+        <w:t xml:space="preserve">,</w:t>
+      </w:r>
+      <w:r>
+        <w:t xml:space="preserve"> </w:t>
+      </w:r>
+      <w:r>
+        <w:rPr>
+          <w:rStyle w:val="VerbatimChar"/>
+        </w:rPr>
+        <w:t xml:space="preserve">test_performance_benchmarks_zero_n_plus_one</w:t>
+      </w:r>
+      <w:r>
+        <w:t xml:space="preserve">,</w:t>
+      </w:r>
+      <w:r>
+        <w:t xml:space="preserve"> </w:t>
+      </w:r>
+      <w:r>
+        <w:rPr>
+          <w:rStyle w:val="VerbatimChar"/>
+        </w:rPr>
+        <w:t xml:space="preserve">test_performance_and_scaling_benchmarks</w:t>
+      </w:r>
+      <w:r>
+        <w:t xml:space="preserve">) can fail under CPU contention while passing on a quiet machine or when rerun alone.</w:t>
       </w:r>
     </w:p>
     <w:p>
@@ -6566,8 +6929,9 @@
         </w:pict>
       </w:r>
     </w:p>
-    <w:bookmarkEnd w:id="38"/>
-    <w:bookmarkStart w:id="39" w:name="summary-specification-table"/>
+    <w:bookmarkEnd w:id="39"/>
+    <w:bookmarkEnd w:id="40"/>
+    <w:bookmarkStart w:id="41" w:name="summary-specification-table"/>
     <w:p>
       <w:pPr>
         <w:pStyle w:val="Heading2"/>
@@ -6637,7 +7001,7 @@
               <w:pStyle w:val="Compact"/>
             </w:pPr>
             <w:r>
-              <w:t xml:space="preserve">Next.js 15.3.3 (App Router), React 19, TypeScript 5.7, Vanilla CSS Tokens</w:t>
+              <w:t xml:space="preserve">Next.js 15.5 (App Router), React 19.2, TypeScript 5.9, Vanilla CSS Tokens</w:t>
             </w:r>
           </w:p>
         </w:tc>
@@ -6665,7 +7029,7 @@
               <w:pStyle w:val="Compact"/>
             </w:pPr>
             <w:r>
-              <w:t xml:space="preserve">FastAPI 0.115.6, Python 3.12, Layered Domain Architecture</w:t>
+              <w:t xml:space="preserve">FastAPI 0.115.6, Python 3.13, Layered Domain Architecture</w:t>
             </w:r>
           </w:p>
         </w:tc>
@@ -6693,7 +7057,7 @@
               <w:pStyle w:val="Compact"/>
             </w:pPr>
             <w:r>
-              <w:t xml:space="preserve">PostgreSQL 16, pgvector 0.3.6, SQLAlchemy 2.0.36, Alembic 1.14 (23 revisions)</w:t>
+              <w:t xml:space="preserve">PostgreSQL 16 with pgvector 0.8.6 (Python client 0.3.6), SQLAlchemy 2.0.36, Alembic 1.14 (28 revisions)</w:t>
             </w:r>
           </w:p>
         </w:tc>
@@ -7088,14 +7452,14 @@
               <w:pStyle w:val="Compact"/>
             </w:pPr>
             <w:r>
-              <w:t xml:space="preserve">87 Pytest test suites enforcing unit correctness, security, and mathematical invariants</w:t>
+              <w:t xml:space="preserve">98 pytest modules (1,538 tests) enforcing unit correctness, security, and mathematical invariants, plus 9 Vitest files (158 tests) for the frontend</w:t>
             </w:r>
           </w:p>
         </w:tc>
       </w:tr>
     </w:tbl>
-    <w:bookmarkEnd w:id="39"/>
-    <w:bookmarkEnd w:id="40"/>
+    <w:bookmarkEnd w:id="41"/>
+    <w:bookmarkEnd w:id="42"/>
     <w:sectPr>
       <w:footnotePr>
         <w:numRestart w:val="eachSect"/>
@@ -7554,13 +7918,34 @@
     </w:lvlOverride>
   </w:num>
   <w:num w:numId="1017">
-    <w:abstractNumId w:val="991"/>
-  </w:num>
-  <w:num w:numId="1018">
-    <w:abstractNumId w:val="991"/>
-  </w:num>
-  <w:num w:numId="1019">
-    <w:abstractNumId w:val="991"/>
+    <w:abstractNumId w:val="99411"/>
+    <w:lvlOverride w:ilvl="0">
+      <w:startOverride w:val="1"/>
+    </w:lvlOverride>
+    <w:lvlOverride w:ilvl="1">
+      <w:startOverride w:val="1"/>
+    </w:lvlOverride>
+    <w:lvlOverride w:ilvl="2">
+      <w:startOverride w:val="1"/>
+    </w:lvlOverride>
+    <w:lvlOverride w:ilvl="3">
+      <w:startOverride w:val="1"/>
+    </w:lvlOverride>
+    <w:lvlOverride w:ilvl="4">
+      <w:startOverride w:val="1"/>
+    </w:lvlOverride>
+    <w:lvlOverride w:ilvl="5">
+      <w:startOverride w:val="1"/>
+    </w:lvlOverride>
+    <w:lvlOverride w:ilvl="6">
+      <w:startOverride w:val="1"/>
+    </w:lvlOverride>
+    <w:lvlOverride w:ilvl="7">
+      <w:startOverride w:val="1"/>
+    </w:lvlOverride>
+    <w:lvlOverride w:ilvl="8">
+      <w:startOverride w:val="1"/>
+    </w:lvlOverride>
   </w:num>
 </w:numbering>
 </file>

--- a/docs/METHODOLOGY.docx
+++ b/docs/METHODOLOGY.docx
@@ -6718,6 +6718,124 @@
         <w:t xml:space="preserve">email could be promoted to ADMIN by seeding).</w:t>
       </w:r>
     </w:p>
+    <w:p>
+      <w:pPr>
+        <w:pStyle w:val="Compact"/>
+        <w:numPr>
+          <w:ilvl w:val="0"/>
+          <w:numId w:val="1016"/>
+        </w:numPr>
+      </w:pPr>
+      <w:r>
+        <w:rPr>
+          <w:b/>
+          <w:bCs/>
+        </w:rPr>
+        <w:t xml:space="preserve">Schema drift undetected at startup</w:t>
+      </w:r>
+      <w:r>
+        <w:t xml:space="preserve"> </w:t>
+      </w:r>
+      <w:r>
+        <w:t xml:space="preserve">—</w:t>
+      </w:r>
+      <w:r>
+        <w:t xml:space="preserve"> </w:t>
+      </w:r>
+      <w:r>
+        <w:rPr>
+          <w:i/>
+          <w:iCs/>
+        </w:rPr>
+        <w:t xml:space="preserve">Resolved (Phase 6.5).</w:t>
+      </w:r>
+      <w:r>
+        <w:t xml:space="preserve"> </w:t>
+      </w:r>
+      <w:r>
+        <w:t xml:space="preserve">The backend’s health check never touched the database, and nothing compared the database’s migration revision with the code, so an unmigrated or mismatched schema was served until the first query hit a missing table.</w:t>
+      </w:r>
+      <w:r>
+        <w:t xml:space="preserve"> </w:t>
+      </w:r>
+      <w:r>
+        <w:rPr>
+          <w:rStyle w:val="VerbatimChar"/>
+        </w:rPr>
+        <w:t xml:space="preserve">GET /api/health/ready</w:t>
+      </w:r>
+      <w:r>
+        <w:t xml:space="preserve"> </w:t>
+      </w:r>
+      <w:r>
+        <w:t xml:space="preserve">now reports readiness against the build’s Alembic head, the Compose healthcheck uses it, and a production backend refuses to start unless the schema is current. Concurrent migration runs are serialized by an advisory lock. The chain is verified from an empty database, including a full downgrade and upgrade round trip and structural parity with the ORM models.</w:t>
+      </w:r>
+    </w:p>
+    <w:p>
+      <w:pPr>
+        <w:pStyle w:val="Compact"/>
+        <w:numPr>
+          <w:ilvl w:val="0"/>
+          <w:numId w:val="1016"/>
+        </w:numPr>
+      </w:pPr>
+      <w:r>
+        <w:rPr>
+          <w:b/>
+          <w:bCs/>
+        </w:rPr>
+        <w:t xml:space="preserve">Defects visible only against live PostgreSQL</w:t>
+      </w:r>
+      <w:r>
+        <w:t xml:space="preserve"> </w:t>
+      </w:r>
+      <w:r>
+        <w:t xml:space="preserve">—</w:t>
+      </w:r>
+      <w:r>
+        <w:t xml:space="preserve"> </w:t>
+      </w:r>
+      <w:r>
+        <w:rPr>
+          <w:i/>
+          <w:iCs/>
+        </w:rPr>
+        <w:t xml:space="preserve">Resolved.</w:t>
+      </w:r>
+      <w:r>
+        <w:t xml:space="preserve"> </w:t>
+      </w:r>
+      <w:r>
+        <w:t xml:space="preserve">A walkthrough of every feature on a seeded PostgreSQL stack found failures that the SQLite-based suite and signature-agnostic route mocks had hidden. pgvector embeddings arrive as numpy</w:t>
+      </w:r>
+      <w:r>
+        <w:t xml:space="preserve"> </w:t>
+      </w:r>
+      <w:r>
+        <w:rPr>
+          <w:rStyle w:val="VerbatimChar"/>
+        </w:rPr>
+        <w:t xml:space="preserve">float32</w:t>
+      </w:r>
+      <w:r>
+        <w:t xml:space="preserve"> </w:t>
+      </w:r>
+      <w:r>
+        <w:t xml:space="preserve">and were rejected by the query-vector validator. One service call carried an unsupported argument. A first-load governance race caused a unique violation. A signed adaptive adjustment was written into a 0–1 score. The frontend also had four gaps: a response-shape mismatch, a linked page that did not exist, a Save button that never reached the workspace, and an unreachable page. Two styling gaps were fixed as well. Each behavioural fix has regression tests, and the new route regression tests use</w:t>
+      </w:r>
+      <w:r>
+        <w:t xml:space="preserve"> </w:t>
+      </w:r>
+      <w:r>
+        <w:rPr>
+          <w:rStyle w:val="VerbatimChar"/>
+        </w:rPr>
+        <w:t xml:space="preserve">autospec</w:t>
+      </w:r>
+      <w:r>
+        <w:t xml:space="preserve">, so a signature mismatch fails.</w:t>
+      </w:r>
+    </w:p>
     <w:bookmarkEnd w:id="38"/>
     <w:bookmarkStart w:id="39" w:name="known-remaining-limitations"/>
     <w:p>
@@ -6920,6 +7038,25 @@
       </w:r>
       <w:r>
         <w:t xml:space="preserve">) can fail under CPU contention while passing on a quiet machine or when rerun alone.</w:t>
+      </w:r>
+    </w:p>
+    <w:p>
+      <w:pPr>
+        <w:pStyle w:val="Compact"/>
+        <w:numPr>
+          <w:ilvl w:val="0"/>
+          <w:numId w:val="1017"/>
+        </w:numPr>
+      </w:pPr>
+      <w:r>
+        <w:rPr>
+          <w:b/>
+          <w:bCs/>
+        </w:rPr>
+        <w:t xml:space="preserve">Model-declared indexes absent from the schema</w:t>
+      </w:r>
+      <w:r>
+        <w:t xml:space="preserve">: the ORM models declare 37 plain single-column indexes (mostly on low-cardinality status, priority and dimension columns) that no migration creates. Queries are correct without them; whether any justify their write cost is left to the Phase 6.8/6.9 performance audit rather than added speculatively.</w:t>
       </w:r>
     </w:p>
     <w:p>
@@ -7001,7 +7138,7 @@
               <w:pStyle w:val="Compact"/>
             </w:pPr>
             <w:r>
-              <w:t xml:space="preserve">Next.js 15.5 (App Router), React 19.2, TypeScript 5.9, Vanilla CSS Tokens</w:t>
+              <w:t xml:space="preserve">Next.js 15.5 (App Router), React 19.2, TypeScript 5.9, CSS design tokens + Tailwind CSS 3 utilities (no preflight)</w:t>
             </w:r>
           </w:p>
         </w:tc>
@@ -7452,7 +7589,7 @@
               <w:pStyle w:val="Compact"/>
             </w:pPr>
             <w:r>
-              <w:t xml:space="preserve">98 pytest modules (1,538 tests) enforcing unit correctness, security, and mathematical invariants, plus 9 Vitest files (158 tests) for the frontend</w:t>
+              <w:t xml:space="preserve">101 pytest modules (1,582 tests) enforcing unit correctness, security, and mathematical invariants, plus 13 Vitest files (169 tests) for the frontend</w:t>
             </w:r>
           </w:p>
         </w:tc>

--- a/docs/METHODOLOGY.docx
+++ b/docs/METHODOLOGY.docx
@@ -6836,6 +6836,71 @@
         <w:t xml:space="preserve">, so a signature mismatch fails.</w:t>
       </w:r>
     </w:p>
+    <w:p>
+      <w:pPr>
+        <w:pStyle w:val="Compact"/>
+        <w:numPr>
+          <w:ilvl w:val="0"/>
+          <w:numId w:val="1016"/>
+        </w:numPr>
+      </w:pPr>
+      <w:r>
+        <w:rPr>
+          <w:b/>
+          <w:bCs/>
+        </w:rPr>
+        <w:t xml:space="preserve">No verification of the running system as a whole</w:t>
+      </w:r>
+      <w:r>
+        <w:t xml:space="preserve"> </w:t>
+      </w:r>
+      <w:r>
+        <w:t xml:space="preserve">—</w:t>
+      </w:r>
+      <w:r>
+        <w:t xml:space="preserve"> </w:t>
+      </w:r>
+      <w:r>
+        <w:rPr>
+          <w:i/>
+          <w:iCs/>
+        </w:rPr>
+        <w:t xml:space="preserve">Resolved (Phase 6.6).</w:t>
+      </w:r>
+      <w:r>
+        <w:t xml:space="preserve"> </w:t>
+      </w:r>
+      <w:r>
+        <w:t xml:space="preserve">Every earlier test ran one layer in-process.</w:t>
+      </w:r>
+      <w:r>
+        <w:t xml:space="preserve"> </w:t>
+      </w:r>
+      <w:r>
+        <w:rPr>
+          <w:rStyle w:val="VerbatimChar"/>
+        </w:rPr>
+        <w:t xml:space="preserve">e2e/run_e2e.py</w:t>
+      </w:r>
+      <w:r>
+        <w:t xml:space="preserve"> </w:t>
+      </w:r>
+      <w:r>
+        <w:t xml:space="preserve">now starts the production Compose stack in isolation from an empty database and verifies it across service boundaries: real bearer-token HTTP, SQL checks of stored state, a Playwright browser suite that fails on any API error the UI triggers, the scheduler running in the backend, and restarts. It found and fixed one defect: re-saving a workspace item reset its stage and priority. See</w:t>
+      </w:r>
+      <w:r>
+        <w:t xml:space="preserve"> </w:t>
+      </w:r>
+      <w:r>
+        <w:rPr>
+          <w:rStyle w:val="VerbatimChar"/>
+        </w:rPr>
+        <w:t xml:space="preserve">PHASE_6_6_E2E_VERIFICATION_REPORT.md</w:t>
+      </w:r>
+      <w:r>
+        <w:t xml:space="preserve">.</w:t>
+      </w:r>
+    </w:p>
     <w:bookmarkEnd w:id="38"/>
     <w:bookmarkStart w:id="39" w:name="known-remaining-limitations"/>
     <w:p>
@@ -7057,6 +7122,59 @@
       </w:r>
       <w:r>
         <w:t xml:space="preserve">: the ORM models declare 37 plain single-column indexes (mostly on low-cardinality status, priority and dimension columns) that no migration creates. Queries are correct without them; whether any justify their write cost is left to the Phase 6.8/6.9 performance audit rather than added speculatively.</w:t>
+      </w:r>
+    </w:p>
+    <w:p>
+      <w:pPr>
+        <w:pStyle w:val="Compact"/>
+        <w:numPr>
+          <w:ilvl w:val="0"/>
+          <w:numId w:val="1017"/>
+        </w:numPr>
+      </w:pPr>
+      <w:r>
+        <w:rPr>
+          <w:b/>
+          <w:bCs/>
+        </w:rPr>
+        <w:t xml:space="preserve">Sessions end in the browser only</w:t>
+      </w:r>
+      <w:r>
+        <w:t xml:space="preserve">: signing out discards the token client-side; an issued JWT stays valid until it expires (480 minutes by default). Deactivating an account does revoke it immediately. Assessed in Phase 6.7.</w:t>
+      </w:r>
+    </w:p>
+    <w:p>
+      <w:pPr>
+        <w:pStyle w:val="Compact"/>
+        <w:numPr>
+          <w:ilvl w:val="0"/>
+          <w:numId w:val="1017"/>
+        </w:numPr>
+      </w:pPr>
+      <w:r>
+        <w:rPr>
+          <w:b/>
+          <w:bCs/>
+        </w:rPr>
+        <w:t xml:space="preserve">Embedding model fetched at first query</w:t>
+      </w:r>
+      <w:r>
+        <w:t xml:space="preserve">: the backend image downloads</w:t>
+      </w:r>
+      <w:r>
+        <w:t xml:space="preserve"> </w:t>
+      </w:r>
+      <w:r>
+        <w:rPr>
+          <w:rStyle w:val="VerbatimChar"/>
+        </w:rPr>
+        <w:t xml:space="preserve">all-MiniLM-L6-v2</w:t>
+      </w:r>
+      <w:r>
+        <w:t xml:space="preserve"> </w:t>
+      </w:r>
+      <w:r>
+        <w:t xml:space="preserve">on the first literature search after a container starts (measured 30.4 s) and needs outbound network to do so. Semantic search falls back to lexical ranking if the download fails. Addressed in Phase 6.8/6.9.</w:t>
       </w:r>
     </w:p>
     <w:p>
@@ -7589,7 +7707,7 @@
               <w:pStyle w:val="Compact"/>
             </w:pPr>
             <w:r>
-              <w:t xml:space="preserve">101 pytest modules (1,582 tests) enforcing unit correctness, security, and mathematical invariants, plus 13 Vitest files (169 tests) for the frontend</w:t>
+              <w:t xml:space="preserve">101 pytest modules (1,583 tests) enforcing unit correctness, security, and mathematical invariants, 13 Vitest files (169 tests) for the frontend, and an end-to-end suite (79 tests: API, Playwright browser and stack) run against the deployed Compose stack</w:t>
             </w:r>
           </w:p>
         </w:tc>

--- a/docs/METHODOLOGY.docx
+++ b/docs/METHODOLOGY.docx
@@ -7707,7 +7707,7 @@
               <w:pStyle w:val="Compact"/>
             </w:pPr>
             <w:r>
-              <w:t xml:space="preserve">101 pytest modules (1,583 tests) enforcing unit correctness, security, and mathematical invariants, 13 Vitest files (169 tests) for the frontend, and an end-to-end suite (79 tests: API, Playwright browser and stack) run against the deployed Compose stack</w:t>
+              <w:t xml:space="preserve">102 pytest modules (1,592 tests) enforcing unit correctness, security, and mathematical invariants, 13 Vitest files (169 tests) for the frontend, and an end-to-end suite (79 tests: API, Playwright browser and stack) run against the deployed Compose stack</w:t>
             </w:r>
           </w:p>
         </w:tc>

--- a/docs/METHODOLOGY.docx
+++ b/docs/METHODOLOGY.docx
@@ -7707,7 +7707,7 @@
               <w:pStyle w:val="Compact"/>
             </w:pPr>
             <w:r>
-              <w:t xml:space="preserve">102 pytest modules (1,592 tests) enforcing unit correctness, security, and mathematical invariants, 13 Vitest files (169 tests) for the frontend, and an end-to-end suite (79 tests: API, Playwright browser and stack) run against the deployed Compose stack</w:t>
+              <w:t xml:space="preserve">103 pytest modules (1,603 tests) enforcing unit correctness, security, and mathematical invariants, 13 Vitest files (169 tests) for the frontend, and an end-to-end suite (79 tests: API, Playwright browser and stack) run against the deployed Compose stack</w:t>
             </w:r>
           </w:p>
         </w:tc>
